--- a/content/Bios/Bill_Vincent.docx
+++ b/content/Bios/Bill_Vincent.docx
@@ -1,162 +1,8 @@
 
 <file path=word/document.xml><?xml version="1.0" encoding="utf-8"?>
-<w:document xmlns:w14="http://schemas.microsoft.com/office/word/2010/wordml" xmlns:wp14="http://schemas.microsoft.com/office/word/2010/wordprocessingDrawing" xmlns:w="http://schemas.openxmlformats.org/wordprocessingml/2006/main" xmlns:m="http://schemas.openxmlformats.org/officeDocument/2006/math" xmlns:r="http://schemas.openxmlformats.org/officeDocument/2006/relationships" xmlns:o="urn:schemas-microsoft-com:office:office" xmlns:v="urn:schemas-microsoft-com:vml" xmlns:w10="urn:schemas-microsoft-com:office:word" xmlns:a="http://schemas.openxmlformats.org/drawingml/2006/main" xmlns:pic="http://schemas.openxmlformats.org/drawingml/2006/picture" xmlns:wp="http://schemas.openxmlformats.org/drawingml/2006/wordprocessingDrawing" xmlns:mc="http://schemas.openxmlformats.org/markup-compatibility/2006" mc:Ignorable="w14 wp14">
+<w:document xmlns:ns1="http://schemas.openxmlformats.org/markup-compatibility/2006" xmlns:ns2="http://schemas.microsoft.com/office/word/2010/wordml" xmlns:w="http://schemas.openxmlformats.org/wordprocessingml/2006/main" ns1:Ignorable="w14 wp14">
   <w:body>
-    <w:p xmlns:wp14="http://schemas.microsoft.com/office/word/2010/wordml" wp14:textId="77777777">
-      <w:pPr>
-        <w:pStyle w:val="FirstParagraph"/>
-      </w:pPr>
-      <w:r>
-        <w:rPr/>
-        <w:t>1990 Hall of Fame Inductee Bill Vincent – Arvada</w:t>
-      </w:r>
-      <w:r>
-        <w:rPr/>
-        <w:t xml:space="preserve"> </w:t>
-      </w:r>
-      <w:r>
-        <w:rPr/>
-        <w:t xml:space="preserve">Bill Vincent was born May 12, </w:t>
-      </w:r>
-      <w:r>
-        <w:rPr/>
-        <w:t>1927</w:t>
-      </w:r>
-      <w:r>
-        <w:rPr/>
-        <w:t xml:space="preserve"> in Denver, Colorado. Bill was a longtime Denver area sports</w:t>
-      </w:r>
-      <w:r>
-        <w:rPr/>
-        <w:t xml:space="preserve"> </w:t>
-      </w:r>
-      <w:r>
-        <w:rPr/>
-        <w:t>official and teacher.</w:t>
-      </w:r>
-      <w:r>
-        <w:rPr/>
-        <w:t xml:space="preserve"> </w:t>
-      </w:r>
-      <w:r>
-        <w:rPr/>
-        <w:t xml:space="preserve">Bill graduated from Wheat Ridge High School in 1945 and earned </w:t>
-      </w:r>
-      <w:r>
-        <w:rPr/>
-        <w:t>Bachelors and Master’s</w:t>
-      </w:r>
-      <w:r>
-        <w:rPr/>
-        <w:t xml:space="preserve"> </w:t>
-      </w:r>
-      <w:r>
-        <w:rPr/>
-        <w:t>degrees</w:t>
-      </w:r>
-      <w:r>
-        <w:rPr/>
-        <w:t xml:space="preserve"> in</w:t>
-      </w:r>
-      <w:r>
-        <w:rPr/>
-        <w:t xml:space="preserve"> </w:t>
-      </w:r>
-      <w:r>
-        <w:rPr/>
-        <w:t>education from the University of Denver while playing football.</w:t>
-      </w:r>
-      <w:r>
-        <w:rPr/>
-        <w:t xml:space="preserve"> </w:t>
-      </w:r>
-      <w:r>
-        <w:rPr/>
-        <w:t xml:space="preserve">Bill taught </w:t>
-      </w:r>
-      <w:r>
-        <w:rPr/>
-        <w:t>in</w:t>
-      </w:r>
-      <w:r>
-        <w:rPr/>
-        <w:t xml:space="preserve"> the Denver Public Schools for 34 years before retiring in </w:t>
-      </w:r>
-      <w:r>
-        <w:rPr/>
-        <w:t>December,</w:t>
-      </w:r>
-      <w:r>
-        <w:rPr/>
-        <w:t xml:space="preserve"> 1984.</w:t>
-      </w:r>
-      <w:r>
-        <w:rPr/>
-        <w:t xml:space="preserve"> </w:t>
-      </w:r>
-      <w:r>
-        <w:rPr/>
-        <w:t xml:space="preserve">His sports officiating career covered </w:t>
-      </w:r>
-      <w:r>
-        <w:rPr/>
-        <w:t>virtually all</w:t>
-      </w:r>
-      <w:r>
-        <w:rPr/>
-        <w:t xml:space="preserve"> amateur levels and spanned 46 years. Bill was the</w:t>
-      </w:r>
-      <w:r>
-        <w:rPr/>
-        <w:t xml:space="preserve"> </w:t>
-      </w:r>
-      <w:r>
-        <w:rPr/>
-        <w:t>second president of CHSBUA from 1975-1977. He was the co-founder of the Umpires Association of</w:t>
-      </w:r>
-      <w:r>
-        <w:rPr/>
-        <w:t xml:space="preserve"> </w:t>
-      </w:r>
-      <w:r>
-        <w:rPr/>
-        <w:t xml:space="preserve">Colorado and was </w:t>
-      </w:r>
-      <w:r>
-        <w:rPr/>
-        <w:t>assigning</w:t>
-      </w:r>
-      <w:r>
-        <w:rPr/>
-        <w:t xml:space="preserve"> secretary for U.A.C. umpires and assigned for the northern league.</w:t>
-      </w:r>
-      <w:r>
-        <w:rPr/>
-        <w:t xml:space="preserve"> </w:t>
-      </w:r>
-      <w:r>
-        <w:rPr/>
-        <w:t>Bill had the nickname “wheels” as football official due to lack of speed on the field. He co-founded the Carnation Bowl, a championship game for Jefferson County youth football.</w:t>
-      </w:r>
-    </w:p>
-    <w:p>
-      <w:pPr>
-        <w:pStyle w:val="BodyText"/>
-      </w:pPr>
-    </w:p>
-    <w:p>
-      <w:pPr>
-        <w:pStyle w:val="Title"/>
-      </w:pPr>
-      <w:r>
-        <w:rPr>
-          <w:noProof w:val="0"/>
-          <w:lang w:val="en-US"/>
-        </w:rPr>
-        <w:t>Revised Biography: Bill Vincent</w:t>
-      </w:r>
-    </w:p>
-    <w:p>
+    <w:p ns2:paraId="1DC489E5" ns2:textId="6F7A3BDD">
       <w:pPr>
         <w:pStyle w:val="Subtitle"/>
         <w:rPr/>
@@ -169,7 +15,7 @@
         <w:t>1990 Hall of Fame Inductee – Arvada</w:t>
       </w:r>
     </w:p>
-    <w:p>
+    <w:p ns2:paraId="65836279" ns2:textId="76086E51">
       <w:pPr>
         <w:spacing w:before="0" w:beforeAutospacing="off" w:after="0" w:afterAutospacing="off" w:line="300" w:lineRule="auto"/>
         <w:rPr>
@@ -255,7 +101,7 @@
         <w:t>, where he also played football.</w:t>
       </w:r>
     </w:p>
-    <w:p>
+    <w:p ns2:paraId="7F503006" ns2:textId="4D7B34FB">
       <w:pPr>
         <w:spacing w:before="0" w:beforeAutospacing="off" w:after="0" w:afterAutospacing="off" w:line="300" w:lineRule="auto"/>
         <w:rPr>
@@ -453,7 +299,7 @@
         <w:t xml:space="preserve"> umpires and for the Northern League.</w:t>
       </w:r>
     </w:p>
-    <w:p>
+    <w:p ns2:paraId="22101790" ns2:textId="5AA1BEDD">
       <w:pPr>
         <w:spacing w:before="0" w:beforeAutospacing="off" w:after="0" w:afterAutospacing="off" w:line="300" w:lineRule="auto"/>
         <w:rPr>
@@ -483,7 +329,7 @@
         <w:t>Known by colleagues as “Wheels,” a nickname earned for his modest on‑field speed, Bill approached every assignment with dedication and enthusiasm. He also co‑founded the Carnation Bowl, a championship event supporting youth football in Jefferson County.</w:t>
       </w:r>
     </w:p>
-    <w:p>
+    <w:p ns2:paraId="4EA6C371" ns2:textId="0D7968F0">
       <w:pPr>
         <w:spacing w:before="0" w:beforeAutospacing="off" w:after="0" w:afterAutospacing="off" w:line="300" w:lineRule="auto"/>
         <w:rPr>
@@ -541,7 +387,7 @@
         <w:t xml:space="preserve"> and the many officials and students he inspired.</w:t>
       </w:r>
     </w:p>
-    <w:p>
+    <w:p ns2:paraId="4F154135" ns2:textId="549C286F">
       <w:pPr>
         <w:pStyle w:val="BodyText"/>
       </w:pPr>
